--- a/Section_03_Data_Modeling_Schema_Design_Validation/Lesson_029_One_to_One_Embedded/demo/Lesson_029_One_to_One_Embedded.docx
+++ b/Section_03_Data_Modeling_Schema_Design_Validation/Lesson_029_One_to_One_Embedded/demo/Lesson_029_One_to_One_Embedded.docx
@@ -8,12 +8,11 @@
       </w:pPr>
       <w:r>
         <w:rPr>
-          <w:rFonts w:ascii="Aptos Display" w:hAnsi="Aptos Display"/>
           <w:b/>
-          <w:color w:val="39FF58"/>
-          <w:sz w:val="56"/>
+          <w:color w:val="12375F"/>
+          <w:sz w:val="44"/>
         </w:rPr>
-        <w:t>Lesson 029 — One-to-One — Embedded</w:t>
+        <w:t>One-to-One — Embedded</w:t>
       </w:r>
     </w:p>
     <w:p>
@@ -22,27 +21,16 @@
       </w:pPr>
       <w:r>
         <w:rPr>
-          <w:color w:val="555F58"/>
-          <w:sz w:val="30"/>
+          <w:i/>
+          <w:color w:val="E67E14"/>
+          <w:sz w:val="21"/>
         </w:rPr>
-        <w:t>Embed one bounded, tightly related object inside its parent document.</w:t>
-      </w:r>
-    </w:p>
-    <w:p>
-      <w:pPr>
-        <w:jc w:val="center"/>
-      </w:pPr>
-      <w:r>
-        <w:rPr>
-          <w:b/>
-          <w:sz w:val="26"/>
-        </w:rPr>
-        <w:t>Training example: Avi • Bangalore • RR Nagar</w:t>
+        <w:t>MongoDB Developer Learning Path</w:t>
       </w:r>
     </w:p>
     <w:p>
       <w:r>
-        <w:br w:type="page"/>
+        <w:t>Purpose: Model one small, tightly related object inside its parent MongoDB document.</w:t>
       </w:r>
     </w:p>
     <w:p>
@@ -50,12 +38,52 @@
         <w:pStyle w:val="Heading1"/>
       </w:pPr>
       <w:r>
-        <w:t>Learning Objective</w:t>
+        <w:t>Learning Objectives</w:t>
       </w:r>
     </w:p>
     <w:p>
+      <w:pPr>
+        <w:pStyle w:val="ListBullet"/>
+        <w:spacing w:after="40"/>
+      </w:pPr>
       <w:r>
-        <w:t>Understand when a one-to-one relationship fits naturally inside one MongoDB document and how embedding changes the access path.</w:t>
+        <w:t>Explain what a one-to-one relationship means in a document model.</w:t>
+      </w:r>
+    </w:p>
+    <w:p>
+      <w:pPr>
+        <w:pStyle w:val="ListBullet"/>
+        <w:spacing w:after="40"/>
+      </w:pPr>
+      <w:r>
+        <w:t>Recognize the signals that make a child object a good embedding candidate.</w:t>
+      </w:r>
+    </w:p>
+    <w:p>
+      <w:pPr>
+        <w:pStyle w:val="ListBullet"/>
+        <w:spacing w:after="40"/>
+      </w:pPr>
+      <w:r>
+        <w:t>Model an Order Management shipping address as an embedded object.</w:t>
+      </w:r>
+    </w:p>
+    <w:p>
+      <w:pPr>
+        <w:pStyle w:val="ListBullet"/>
+        <w:spacing w:after="40"/>
+      </w:pPr>
+      <w:r>
+        <w:t>Read parent and embedded data together with mongosh.</w:t>
+      </w:r>
+    </w:p>
+    <w:p>
+      <w:pPr>
+        <w:pStyle w:val="ListBullet"/>
+        <w:spacing w:after="40"/>
+      </w:pPr>
+      <w:r>
+        <w:t>Explain when the same relationship might instead be represented with a reference.</w:t>
       </w:r>
     </w:p>
     <w:p>
@@ -63,12 +91,12 @@
         <w:pStyle w:val="Heading1"/>
       </w:pPr>
       <w:r>
-        <w:t>Core Idea</w:t>
+        <w:t>Core Concept</w:t>
       </w:r>
     </w:p>
     <w:p>
       <w:r>
-        <w:t>A one-to-one embedded model keeps exactly one related object inside the parent document. For Avi, a bounded homeAddress can live inside the customer document because it belongs to Avi and is commonly read with his profile.</w:t>
+        <w:t>A one-to-one embedded model keeps one related object directly inside the parent document. The relationship is usually a good embedding candidate when the child is owned by the parent, commonly accessed with it, small and bounded, and aligned to the parent lifecycle.</w:t>
       </w:r>
     </w:p>
     <w:p>
@@ -76,27 +104,194 @@
         <w:pStyle w:val="Heading1"/>
       </w:pPr>
       <w:r>
-        <w:t>How to Decide</w:t>
+        <w:t>Order Management Example</w:t>
       </w:r>
     </w:p>
     <w:p>
       <w:r>
-        <w:t>Use four questions: Is the child owned by the parent? Is it normally accessed with the parent? Is it small and bounded? Does it follow the same lifecycle? A “yes” across these checks supports embedding.</w:t>
+        <w:t>An order has one shipping address. The address is part of the order response, remains bounded to a small object, and is normally consumed with the order. This makes an embedded shippingAddress object a practical representation for this use case.</w:t>
       </w:r>
     </w:p>
+    <w:tbl>
+      <w:tblPr>
+        <w:tblW w:type="auto" w:w="0"/>
+        <w:tblLayout w:type="autofit"/>
+        <w:tblLook w:firstColumn="1" w:firstRow="1" w:lastColumn="0" w:lastRow="0" w:noHBand="0" w:noVBand="1" w:val="04A0"/>
+      </w:tblPr>
+      <w:tblGrid>
+        <w:gridCol w:w="10224"/>
+      </w:tblGrid>
+      <w:tr>
+        <w:tc>
+          <w:tcPr>
+            <w:tcW w:type="dxa" w:w="10224"/>
+            <w:shd w:fill="F3F6FA"/>
+          </w:tcPr>
+          <w:p>
+            <w:r>
+              <w:rPr>
+                <w:rFonts w:ascii="Consolas" w:hAnsi="Consolas"/>
+                <w:color w:val="183250"/>
+                <w:sz w:val="18"/>
+              </w:rPr>
+              <w:t>{</w:t>
+              <w:br/>
+              <w:t xml:space="preserve">  orderId: "ORD-1001",</w:t>
+              <w:br/>
+              <w:t xml:space="preserve">  status: "CONFIRMED",</w:t>
+              <w:br/>
+              <w:t xml:space="preserve">  shippingAddress: {</w:t>
+              <w:br/>
+              <w:t xml:space="preserve">    street: "12 MG Road",</w:t>
+              <w:br/>
+              <w:t xml:space="preserve">    city: "Chennai",</w:t>
+              <w:br/>
+              <w:t xml:space="preserve">    state: "Tamil Nadu",</w:t>
+              <w:br/>
+              <w:t xml:space="preserve">    country: "India",</w:t>
+              <w:br/>
+              <w:t xml:space="preserve">    pinCode: "600001"</w:t>
+              <w:br/>
+              <w:t xml:space="preserve">  }</w:t>
+              <w:br/>
+              <w:t>}</w:t>
+            </w:r>
+          </w:p>
+        </w:tc>
+      </w:tr>
+    </w:tbl>
+    <w:p/>
     <w:p>
       <w:pPr>
         <w:pStyle w:val="Heading1"/>
       </w:pPr>
       <w:r>
-        <w:t>Example Document Shape</w:t>
+        <w:t>Four Design Signals</w:t>
       </w:r>
     </w:p>
-    <w:p>
-      <w:r>
-        <w:t>The parent document contains Avi’s identifying information plus one embedded homeAddress object. The application can retrieve both with one document read.</w:t>
-      </w:r>
-    </w:p>
+    <w:tbl>
+      <w:tblPr>
+        <w:tblStyle w:val="TableGrid"/>
+        <w:tblW w:type="auto" w:w="0"/>
+        <w:tblLook w:firstColumn="1" w:firstRow="1" w:lastColumn="0" w:lastRow="0" w:noHBand="0" w:noVBand="1" w:val="04A0"/>
+      </w:tblPr>
+      <w:tblGrid>
+        <w:gridCol w:w="5112"/>
+        <w:gridCol w:w="5112"/>
+      </w:tblGrid>
+      <w:tr>
+        <w:tc>
+          <w:tcPr>
+            <w:tcW w:type="dxa" w:w="5112"/>
+            <w:shd w:fill="EAF2F8"/>
+          </w:tcPr>
+          <w:p>
+            <w:r>
+              <w:t>Question</w:t>
+            </w:r>
+          </w:p>
+        </w:tc>
+        <w:tc>
+          <w:tcPr>
+            <w:tcW w:type="dxa" w:w="5112"/>
+            <w:shd w:fill="EAF2F8"/>
+          </w:tcPr>
+          <w:p>
+            <w:r>
+              <w:t>Embedding signal</w:t>
+            </w:r>
+          </w:p>
+        </w:tc>
+      </w:tr>
+      <w:tr>
+        <w:tc>
+          <w:tcPr>
+            <w:tcW w:type="dxa" w:w="5112"/>
+          </w:tcPr>
+          <w:p>
+            <w:r>
+              <w:t>Ownership</w:t>
+            </w:r>
+          </w:p>
+        </w:tc>
+        <w:tc>
+          <w:tcPr>
+            <w:tcW w:type="dxa" w:w="5112"/>
+          </w:tcPr>
+          <w:p>
+            <w:r>
+              <w:t>The child belongs to the parent order.</w:t>
+            </w:r>
+          </w:p>
+        </w:tc>
+      </w:tr>
+      <w:tr>
+        <w:tc>
+          <w:tcPr>
+            <w:tcW w:type="dxa" w:w="5112"/>
+          </w:tcPr>
+          <w:p>
+            <w:r>
+              <w:t>Access</w:t>
+            </w:r>
+          </w:p>
+        </w:tc>
+        <w:tc>
+          <w:tcPr>
+            <w:tcW w:type="dxa" w:w="5112"/>
+          </w:tcPr>
+          <w:p>
+            <w:r>
+              <w:t>Parent and child are normally read together.</w:t>
+            </w:r>
+          </w:p>
+        </w:tc>
+      </w:tr>
+      <w:tr>
+        <w:tc>
+          <w:tcPr>
+            <w:tcW w:type="dxa" w:w="5112"/>
+          </w:tcPr>
+          <w:p>
+            <w:r>
+              <w:t>Growth</w:t>
+            </w:r>
+          </w:p>
+        </w:tc>
+        <w:tc>
+          <w:tcPr>
+            <w:tcW w:type="dxa" w:w="5112"/>
+          </w:tcPr>
+          <w:p>
+            <w:r>
+              <w:t>The child stays small and bounded.</w:t>
+            </w:r>
+          </w:p>
+        </w:tc>
+      </w:tr>
+      <w:tr>
+        <w:tc>
+          <w:tcPr>
+            <w:tcW w:type="dxa" w:w="5112"/>
+          </w:tcPr>
+          <w:p>
+            <w:r>
+              <w:t>Lifecycle</w:t>
+            </w:r>
+          </w:p>
+        </w:tc>
+        <w:tc>
+          <w:tcPr>
+            <w:tcW w:type="dxa" w:w="5112"/>
+          </w:tcPr>
+          <w:p>
+            <w:r>
+              <w:t>The child is maintained with the parent.</w:t>
+            </w:r>
+          </w:p>
+        </w:tc>
+      </w:tr>
+    </w:tbl>
     <w:p>
       <w:pPr>
         <w:pStyle w:val="Heading1"/>
@@ -106,8 +301,39 @@
       </w:r>
     </w:p>
     <w:p>
+      <w:pPr>
+        <w:pStyle w:val="ListBullet"/>
+        <w:spacing w:after="40"/>
+      </w:pPr>
       <w:r>
-        <w:t>Embedding removes the need for a second lookup for a small one-to-one object. It also keeps related data close together and makes the document shape easy for an application to consume.</w:t>
+        <w:t>One document read can return the parent and child together.</w:t>
+      </w:r>
+    </w:p>
+    <w:p>
+      <w:pPr>
+        <w:pStyle w:val="ListBullet"/>
+        <w:spacing w:after="40"/>
+      </w:pPr>
+      <w:r>
+        <w:t>The access path stays simple: order → shippingAddress → city.</w:t>
+      </w:r>
+    </w:p>
+    <w:p>
+      <w:pPr>
+        <w:pStyle w:val="ListBullet"/>
+        <w:spacing w:after="40"/>
+      </w:pPr>
+      <w:r>
+        <w:t>The relationship is visible directly in the document shape.</w:t>
+      </w:r>
+    </w:p>
+    <w:p>
+      <w:pPr>
+        <w:pStyle w:val="ListBullet"/>
+        <w:spacing w:after="40"/>
+      </w:pPr>
+      <w:r>
+        <w:t>There is no need to create a separate address collection for this bounded object.</w:t>
       </w:r>
     </w:p>
     <w:p>
@@ -120,7 +346,7 @@
     </w:p>
     <w:p>
       <w:r>
-        <w:t>Embedding is not a universal rule. A large, shared, independently queried, or independently growing object is a different modeling problem and may fit a reference better.</w:t>
+        <w:t>Embedding is not a universal rule. A large, shared, independently queried, or independently growing child object represents a different modeling problem and may be better kept in a separate collection with a reference.</w:t>
       </w:r>
     </w:p>
     <w:p>
@@ -128,12 +354,12 @@
         <w:pStyle w:val="Heading1"/>
       </w:pPr>
       <w:r>
-        <w:t>Hands-on Focus</w:t>
+        <w:t>Hands-On Focus</w:t>
       </w:r>
     </w:p>
     <w:p>
       <w:r>
-        <w:t>The demo creates Avi with an embedded homeAddress, reads the nested object, projects only the needed fields, and verifies that the data is contained in one document.</w:t>
+        <w:t>The supplied mongosh demo creates one order with an embedded shippingAddress, reads the complete document, projects the nested address, and verifies the relationship without introducing unrelated CRUD topics.</w:t>
       </w:r>
     </w:p>
     <w:p>
@@ -148,48 +374,44 @@
       <w:tblPr>
         <w:tblStyle w:val="TableGrid"/>
         <w:tblW w:type="auto" w:w="0"/>
-        <w:jc w:val="center"/>
         <w:tblLook w:firstColumn="1" w:firstRow="1" w:lastColumn="0" w:lastRow="0" w:noHBand="0" w:noVBand="1" w:val="04A0"/>
       </w:tblPr>
       <w:tblGrid>
-        <w:gridCol w:w="2880"/>
-        <w:gridCol w:w="2880"/>
-        <w:gridCol w:w="2880"/>
+        <w:gridCol w:w="3408"/>
+        <w:gridCol w:w="3408"/>
+        <w:gridCol w:w="3408"/>
       </w:tblGrid>
       <w:tr>
         <w:tc>
           <w:tcPr>
-            <w:tcW w:type="dxa" w:w="2880"/>
-            <w:shd w:fill="D9F5DF"/>
-            <w:vAlign w:val="center"/>
+            <w:tcW w:type="dxa" w:w="3408"/>
+            <w:shd w:fill="EAF2F8"/>
           </w:tcPr>
           <w:p>
             <w:r>
-              <w:t>Question</w:t>
+              <w:t>Signal</w:t>
             </w:r>
           </w:p>
         </w:tc>
         <w:tc>
           <w:tcPr>
-            <w:tcW w:type="dxa" w:w="2880"/>
-            <w:shd w:fill="D9F5DF"/>
-            <w:vAlign w:val="center"/>
+            <w:tcW w:type="dxa" w:w="3408"/>
+            <w:shd w:fill="EAF2F8"/>
           </w:tcPr>
           <w:p>
             <w:r>
-              <w:t>Embedded Signal</w:t>
+              <w:t>Embedded example</w:t>
             </w:r>
           </w:p>
         </w:tc>
         <w:tc>
           <w:tcPr>
-            <w:tcW w:type="dxa" w:w="2880"/>
-            <w:shd w:fill="D9F5DF"/>
-            <w:vAlign w:val="center"/>
+            <w:tcW w:type="dxa" w:w="3408"/>
+            <w:shd w:fill="EAF2F8"/>
           </w:tcPr>
           <w:p>
             <w:r>
-              <w:t>Avi Example</w:t>
+              <w:t>What to observe</w:t>
             </w:r>
           </w:p>
         </w:tc>
@@ -197,7 +419,7 @@
       <w:tr>
         <w:tc>
           <w:tcPr>
-            <w:tcW w:type="dxa" w:w="2880"/>
+            <w:tcW w:type="dxa" w:w="3408"/>
           </w:tcPr>
           <w:p>
             <w:r>
@@ -207,21 +429,21 @@
         </w:tc>
         <w:tc>
           <w:tcPr>
-            <w:tcW w:type="dxa" w:w="2880"/>
+            <w:tcW w:type="dxa" w:w="3408"/>
           </w:tcPr>
           <w:p>
             <w:r>
-              <w:t>Child belongs to parent</w:t>
+              <w:t>shippingAddress belongs to order</w:t>
             </w:r>
           </w:p>
         </w:tc>
         <w:tc>
           <w:tcPr>
-            <w:tcW w:type="dxa" w:w="2880"/>
+            <w:tcW w:type="dxa" w:w="3408"/>
           </w:tcPr>
           <w:p>
             <w:r>
-              <w:t>homeAddress belongs to Avi</w:t>
+              <w:t>Same parent document</w:t>
             </w:r>
           </w:p>
         </w:tc>
@@ -229,7 +451,7 @@
       <w:tr>
         <w:tc>
           <w:tcPr>
-            <w:tcW w:type="dxa" w:w="2880"/>
+            <w:tcW w:type="dxa" w:w="3408"/>
           </w:tcPr>
           <w:p>
             <w:r>
@@ -239,21 +461,21 @@
         </w:tc>
         <w:tc>
           <w:tcPr>
-            <w:tcW w:type="dxa" w:w="2880"/>
+            <w:tcW w:type="dxa" w:w="3408"/>
           </w:tcPr>
           <w:p>
             <w:r>
-              <w:t>Often read together</w:t>
+              <w:t>Order screen needs address</w:t>
             </w:r>
           </w:p>
         </w:tc>
         <w:tc>
           <w:tcPr>
-            <w:tcW w:type="dxa" w:w="2880"/>
+            <w:tcW w:type="dxa" w:w="3408"/>
           </w:tcPr>
           <w:p>
             <w:r>
-              <w:t>Profile + address together</w:t>
+              <w:t>One read path</w:t>
             </w:r>
           </w:p>
         </w:tc>
@@ -261,7 +483,7 @@
       <w:tr>
         <w:tc>
           <w:tcPr>
-            <w:tcW w:type="dxa" w:w="2880"/>
+            <w:tcW w:type="dxa" w:w="3408"/>
           </w:tcPr>
           <w:p>
             <w:r>
@@ -271,21 +493,21 @@
         </w:tc>
         <w:tc>
           <w:tcPr>
-            <w:tcW w:type="dxa" w:w="2880"/>
+            <w:tcW w:type="dxa" w:w="3408"/>
           </w:tcPr>
           <w:p>
             <w:r>
-              <w:t>Small / bounded</w:t>
+              <w:t>One bounded address</w:t>
             </w:r>
           </w:p>
         </w:tc>
         <w:tc>
           <w:tcPr>
-            <w:tcW w:type="dxa" w:w="2880"/>
+            <w:tcW w:type="dxa" w:w="3408"/>
           </w:tcPr>
           <w:p>
             <w:r>
-              <w:t>One home address</w:t>
+              <w:t>Predictable size</w:t>
             </w:r>
           </w:p>
         </w:tc>
@@ -293,7 +515,7 @@
       <w:tr>
         <w:tc>
           <w:tcPr>
-            <w:tcW w:type="dxa" w:w="2880"/>
+            <w:tcW w:type="dxa" w:w="3408"/>
           </w:tcPr>
           <w:p>
             <w:r>
@@ -303,29 +525,42 @@
         </w:tc>
         <w:tc>
           <w:tcPr>
-            <w:tcW w:type="dxa" w:w="2880"/>
+            <w:tcW w:type="dxa" w:w="3408"/>
           </w:tcPr>
           <w:p>
             <w:r>
-              <w:t>Changes with parent</w:t>
+              <w:t>Address changes with order</w:t>
             </w:r>
           </w:p>
         </w:tc>
         <w:tc>
           <w:tcPr>
-            <w:tcW w:type="dxa" w:w="2880"/>
+            <w:tcW w:type="dxa" w:w="3408"/>
           </w:tcPr>
           <w:p>
             <w:r>
-              <w:t>Address is part of Avi profile</w:t>
+              <w:t>Tightly coupled</w:t>
             </w:r>
           </w:p>
         </w:tc>
       </w:tr>
     </w:tbl>
+    <w:p>
+      <w:pPr>
+        <w:pStyle w:val="Heading1"/>
+      </w:pPr>
+      <w:r>
+        <w:t>Key Takeaway</w:t>
+      </w:r>
+    </w:p>
+    <w:p>
+      <w:r>
+        <w:t>A one-to-one relationship can often become one compact embedded object when ownership is clear, growth is bounded, access is together, and lifecycle is aligned.</w:t>
+      </w:r>
+    </w:p>
     <w:sectPr>
       <w:pgSz w:w="12240" w:h="15840"/>
-      <w:pgMar w:top="1440" w:right="1800" w:bottom="1440" w:left="1800" w:header="720" w:footer="720" w:gutter="0"/>
+      <w:pgMar w:top="864" w:right="1008" w:bottom="864" w:left="1008" w:header="720" w:footer="720" w:gutter="0"/>
       <w:cols w:space="720"/>
       <w:docGrid w:linePitch="360"/>
     </w:sectPr>
@@ -698,6 +933,7 @@
     <w:rsid w:val="00FC693F"/>
     <w:rPr>
       <w:rFonts w:ascii="Aptos" w:hAnsi="Aptos"/>
+      <w:color w:val="233750"/>
       <w:sz w:val="21"/>
     </w:rPr>
   </w:style>
@@ -763,8 +999,8 @@
       <w:rFonts w:asciiTheme="majorHAnsi" w:eastAsiaTheme="majorEastAsia" w:hAnsiTheme="majorHAnsi" w:cstheme="majorBidi" w:ascii="Aptos Display" w:hAnsi="Aptos Display"/>
       <w:b/>
       <w:bCs/>
-      <w:color w:val="197832"/>
-      <w:sz w:val="40"/>
+      <w:color w:val="12375F"/>
+      <w:sz w:val="32"/>
       <w:szCs w:val="28"/>
     </w:rPr>
   </w:style>
@@ -784,11 +1020,11 @@
       <w:outlineLvl w:val="1"/>
     </w:pPr>
     <w:rPr>
-      <w:rFonts w:asciiTheme="majorHAnsi" w:eastAsiaTheme="majorEastAsia" w:hAnsiTheme="majorHAnsi" w:cstheme="majorBidi" w:ascii="Aptos" w:hAnsi="Aptos"/>
+      <w:rFonts w:asciiTheme="majorHAnsi" w:eastAsiaTheme="majorEastAsia" w:hAnsiTheme="majorHAnsi" w:cstheme="majorBidi" w:ascii="Aptos Display" w:hAnsi="Aptos Display"/>
       <w:b/>
       <w:bCs/>
-      <w:color w:val="4F81BD" w:themeColor="accent1"/>
-      <w:sz w:val="28"/>
+      <w:color w:val="E67E14"/>
+      <w:sz w:val="25"/>
       <w:szCs w:val="26"/>
     </w:rPr>
   </w:style>
@@ -1051,10 +1287,10 @@
     <w:rPr>
       <w:rFonts w:asciiTheme="majorHAnsi" w:eastAsiaTheme="majorEastAsia" w:hAnsiTheme="majorHAnsi" w:cstheme="majorBidi" w:ascii="Aptos Display" w:hAnsi="Aptos Display"/>
       <w:b/>
-      <w:color w:val="17365D" w:themeColor="text2" w:themeShade="BF"/>
+      <w:color w:val="12375F"/>
       <w:spacing w:val="5"/>
       <w:kern w:val="28"/>
-      <w:sz w:val="56"/>
+      <w:sz w:val="44"/>
       <w:szCs w:val="52"/>
     </w:rPr>
   </w:style>
